--- a/sem4/Annexe_3d.docx
+++ b/sem4/Annexe_3d.docx
@@ -883,17 +883,134 @@
           </w:tcPr>
           <w:p>
             <w:pPr>
-              <w:jc w:val="center"/>
-            </w:pPr>
-          </w:p>
-          <w:p>
-            <w:pPr>
-              <w:jc w:val="center"/>
-            </w:pPr>
-          </w:p>
-          <w:p>
-            <w:pPr>
-              <w:jc w:val="center"/>
+              <w:tabs>
+                <w:tab w:val="left" w:pos="1832"/>
+              </w:tabs>
+              <w:rPr>
+                <w:lang w:val="en-CA"/>
+              </w:rPr>
+            </w:pPr>
+            <w:r>
+              <w:rPr>
+                <w:lang w:val="en-CA"/>
+              </w:rPr>
+              <w:tab/>
+            </w:r>
+            <w:proofErr w:type="spellStart"/>
+            <w:r>
+              <w:rPr>
+                <w:lang w:val="en-CA"/>
+              </w:rPr>
+              <w:t>onCreate</w:t>
+            </w:r>
+            <w:proofErr w:type="spellEnd"/>
+          </w:p>
+          <w:p>
+            <w:pPr>
+              <w:tabs>
+                <w:tab w:val="left" w:pos="1832"/>
+              </w:tabs>
+              <w:rPr>
+                <w:lang w:val="en-CA"/>
+              </w:rPr>
+            </w:pPr>
+            <w:r>
+              <w:rPr>
+                <w:lang w:val="en-CA"/>
+              </w:rPr>
+              <w:t xml:space="preserve">2026-09-25 16:06:46.627 20169-20169 cycle                   </w:t>
+            </w:r>
+            <w:proofErr w:type="spellStart"/>
+            <w:r>
+              <w:rPr>
+                <w:lang w:val="en-CA"/>
+              </w:rPr>
+              <w:t>com.kawtar.jsp</w:t>
+            </w:r>
+            <w:proofErr w:type="spellEnd"/>
+            <w:r>
+              <w:rPr>
+                <w:lang w:val="en-CA"/>
+              </w:rPr>
+              <w:t xml:space="preserve">                       </w:t>
+            </w:r>
+            <w:proofErr w:type="gramStart"/>
+            <w:r>
+              <w:rPr>
+                <w:lang w:val="en-CA"/>
+              </w:rPr>
+              <w:t xml:space="preserve">I  </w:t>
+            </w:r>
+            <w:proofErr w:type="spellStart"/>
+            <w:r>
+              <w:rPr>
+                <w:lang w:val="en-CA"/>
+              </w:rPr>
+              <w:t>onStart</w:t>
+            </w:r>
+            <w:proofErr w:type="spellEnd"/>
+            <w:proofErr w:type="gramEnd"/>
+          </w:p>
+          <w:p>
+            <w:pPr>
+              <w:tabs>
+                <w:tab w:val="left" w:pos="1832"/>
+              </w:tabs>
+              <w:rPr>
+                <w:lang w:val="en-CA"/>
+              </w:rPr>
+            </w:pPr>
+            <w:r>
+              <w:rPr>
+                <w:lang w:val="en-CA"/>
+              </w:rPr>
+              <w:t xml:space="preserve">2026-09-25 16:06:46.637 20169-20169 cycle                   </w:t>
+            </w:r>
+            <w:proofErr w:type="spellStart"/>
+            <w:r>
+              <w:rPr>
+                <w:lang w:val="en-CA"/>
+              </w:rPr>
+              <w:t>com.kawtar.jsp</w:t>
+            </w:r>
+            <w:proofErr w:type="spellEnd"/>
+            <w:r>
+              <w:rPr>
+                <w:lang w:val="en-CA"/>
+              </w:rPr>
+              <w:t xml:space="preserve">                       </w:t>
+            </w:r>
+            <w:proofErr w:type="gramStart"/>
+            <w:r>
+              <w:rPr>
+                <w:lang w:val="en-CA"/>
+              </w:rPr>
+              <w:t xml:space="preserve">I  </w:t>
+            </w:r>
+            <w:proofErr w:type="spellStart"/>
+            <w:r>
+              <w:rPr>
+                <w:lang w:val="en-CA"/>
+              </w:rPr>
+              <w:t>onResume</w:t>
+            </w:r>
+            <w:proofErr w:type="spellEnd"/>
+            <w:proofErr w:type="gramEnd"/>
+          </w:p>
+          <w:p>
+            <w:pPr>
+              <w:jc w:val="center"/>
+              <w:rPr>
+                <w:lang w:val="en-CA"/>
+              </w:rPr>
+            </w:pPr>
+          </w:p>
+          <w:p>
+            <w:pPr>
+              <w:jc w:val="center"/>
+              <w:rPr>
+                <w:lang w:val="en-CA"/>
+              </w:rPr>
             </w:pPr>
           </w:p>
         </w:tc>
@@ -940,7 +1057,62 @@
           <w:p>
             <w:pPr>
               <w:jc w:val="center"/>
-            </w:pPr>
+              <w:rPr>
+                <w:lang w:val="en-CA"/>
+              </w:rPr>
+            </w:pPr>
+            <w:proofErr w:type="spellStart"/>
+            <w:r>
+              <w:rPr>
+                <w:lang w:val="en-CA"/>
+              </w:rPr>
+              <w:t>onPause</w:t>
+            </w:r>
+            <w:proofErr w:type="spellEnd"/>
+          </w:p>
+          <w:p>
+            <w:pPr>
+              <w:jc w:val="center"/>
+              <w:rPr>
+                <w:lang w:val="en-CA"/>
+              </w:rPr>
+            </w:pPr>
+            <w:r>
+              <w:rPr>
+                <w:lang w:val="en-CA"/>
+              </w:rPr>
+              <w:t xml:space="preserve">2026-09-25 16:07:41.520 20169-20169 cycle                   </w:t>
+            </w:r>
+            <w:proofErr w:type="spellStart"/>
+            <w:r>
+              <w:rPr>
+                <w:lang w:val="en-CA"/>
+              </w:rPr>
+              <w:t>com.kawtar.jsp</w:t>
+            </w:r>
+            <w:proofErr w:type="spellEnd"/>
+            <w:r>
+              <w:rPr>
+                <w:lang w:val="en-CA"/>
+              </w:rPr>
+              <w:t xml:space="preserve">                       </w:t>
+            </w:r>
+            <w:proofErr w:type="gramStart"/>
+            <w:r>
+              <w:rPr>
+                <w:lang w:val="en-CA"/>
+              </w:rPr>
+              <w:t xml:space="preserve">I  </w:t>
+            </w:r>
+            <w:proofErr w:type="spellStart"/>
+            <w:r>
+              <w:rPr>
+                <w:lang w:val="en-CA"/>
+              </w:rPr>
+              <w:t>onStop</w:t>
+            </w:r>
+            <w:proofErr w:type="spellEnd"/>
+            <w:proofErr w:type="gramEnd"/>
           </w:p>
         </w:tc>
       </w:tr>
@@ -965,7 +1137,106 @@
           <w:p>
             <w:pPr>
               <w:jc w:val="center"/>
-            </w:pPr>
+              <w:rPr>
+                <w:lang w:val="en-CA"/>
+              </w:rPr>
+            </w:pPr>
+            <w:proofErr w:type="spellStart"/>
+            <w:r>
+              <w:rPr>
+                <w:lang w:val="en-CA"/>
+              </w:rPr>
+              <w:t>onRestart</w:t>
+            </w:r>
+            <w:proofErr w:type="spellEnd"/>
+          </w:p>
+          <w:p>
+            <w:pPr>
+              <w:jc w:val="center"/>
+              <w:rPr>
+                <w:lang w:val="en-CA"/>
+              </w:rPr>
+            </w:pPr>
+            <w:r>
+              <w:rPr>
+                <w:lang w:val="en-CA"/>
+              </w:rPr>
+              <w:t xml:space="preserve">2026-09-25 16:08:05.519 20169-20169 cycle                   </w:t>
+            </w:r>
+            <w:proofErr w:type="spellStart"/>
+            <w:r>
+              <w:rPr>
+                <w:lang w:val="en-CA"/>
+              </w:rPr>
+              <w:t>com.kawtar.jsp</w:t>
+            </w:r>
+            <w:proofErr w:type="spellEnd"/>
+            <w:r>
+              <w:rPr>
+                <w:lang w:val="en-CA"/>
+              </w:rPr>
+              <w:t xml:space="preserve">                       </w:t>
+            </w:r>
+            <w:proofErr w:type="gramStart"/>
+            <w:r>
+              <w:rPr>
+                <w:lang w:val="en-CA"/>
+              </w:rPr>
+              <w:t xml:space="preserve">I  </w:t>
+            </w:r>
+            <w:proofErr w:type="spellStart"/>
+            <w:r>
+              <w:rPr>
+                <w:lang w:val="en-CA"/>
+              </w:rPr>
+              <w:t>onStart</w:t>
+            </w:r>
+            <w:proofErr w:type="spellEnd"/>
+            <w:proofErr w:type="gramEnd"/>
+          </w:p>
+          <w:p>
+            <w:pPr>
+              <w:jc w:val="center"/>
+              <w:rPr>
+                <w:lang w:val="en-CA"/>
+              </w:rPr>
+            </w:pPr>
+            <w:r>
+              <w:rPr>
+                <w:lang w:val="en-CA"/>
+              </w:rPr>
+              <w:t xml:space="preserve">2026-09-25 16:08:05.520 20169-20169 cycle                   </w:t>
+            </w:r>
+            <w:proofErr w:type="spellStart"/>
+            <w:r>
+              <w:rPr>
+                <w:lang w:val="en-CA"/>
+              </w:rPr>
+              <w:t>com.kawtar.jsp</w:t>
+            </w:r>
+            <w:proofErr w:type="spellEnd"/>
+            <w:r>
+              <w:rPr>
+                <w:lang w:val="en-CA"/>
+              </w:rPr>
+              <w:t xml:space="preserve">                       </w:t>
+            </w:r>
+            <w:proofErr w:type="gramStart"/>
+            <w:r>
+              <w:rPr>
+                <w:lang w:val="en-CA"/>
+              </w:rPr>
+              <w:t xml:space="preserve">I  </w:t>
+            </w:r>
+            <w:proofErr w:type="spellStart"/>
+            <w:r>
+              <w:rPr>
+                <w:lang w:val="en-CA"/>
+              </w:rPr>
+              <w:t>onResume</w:t>
+            </w:r>
+            <w:proofErr w:type="spellEnd"/>
+            <w:proofErr w:type="gramEnd"/>
           </w:p>
         </w:tc>
       </w:tr>
@@ -1011,7 +1282,106 @@
           <w:p>
             <w:pPr>
               <w:jc w:val="center"/>
-            </w:pPr>
+              <w:rPr>
+                <w:lang w:val="en-CA"/>
+              </w:rPr>
+            </w:pPr>
+            <w:proofErr w:type="spellStart"/>
+            <w:r>
+              <w:rPr>
+                <w:lang w:val="en-CA"/>
+              </w:rPr>
+              <w:t>onPause</w:t>
+            </w:r>
+            <w:proofErr w:type="spellEnd"/>
+          </w:p>
+          <w:p>
+            <w:pPr>
+              <w:jc w:val="center"/>
+              <w:rPr>
+                <w:lang w:val="en-CA"/>
+              </w:rPr>
+            </w:pPr>
+            <w:r>
+              <w:rPr>
+                <w:lang w:val="en-CA"/>
+              </w:rPr>
+              <w:t xml:space="preserve">2026-09-25 16:08:36.260 20169-20169 cycle                   </w:t>
+            </w:r>
+            <w:proofErr w:type="spellStart"/>
+            <w:r>
+              <w:rPr>
+                <w:lang w:val="en-CA"/>
+              </w:rPr>
+              <w:t>com.kawtar.jsp</w:t>
+            </w:r>
+            <w:proofErr w:type="spellEnd"/>
+            <w:r>
+              <w:rPr>
+                <w:lang w:val="en-CA"/>
+              </w:rPr>
+              <w:t xml:space="preserve">                       </w:t>
+            </w:r>
+            <w:proofErr w:type="gramStart"/>
+            <w:r>
+              <w:rPr>
+                <w:lang w:val="en-CA"/>
+              </w:rPr>
+              <w:t xml:space="preserve">I  </w:t>
+            </w:r>
+            <w:proofErr w:type="spellStart"/>
+            <w:r>
+              <w:rPr>
+                <w:lang w:val="en-CA"/>
+              </w:rPr>
+              <w:t>onStop</w:t>
+            </w:r>
+            <w:proofErr w:type="spellEnd"/>
+            <w:proofErr w:type="gramEnd"/>
+          </w:p>
+          <w:p>
+            <w:pPr>
+              <w:jc w:val="center"/>
+              <w:rPr>
+                <w:lang w:val="en-CA"/>
+              </w:rPr>
+            </w:pPr>
+            <w:r>
+              <w:rPr>
+                <w:lang w:val="en-CA"/>
+              </w:rPr>
+              <w:t xml:space="preserve">2026-09-25 16:08:36.261 20169-20169 cycle                   </w:t>
+            </w:r>
+            <w:proofErr w:type="spellStart"/>
+            <w:r>
+              <w:rPr>
+                <w:lang w:val="en-CA"/>
+              </w:rPr>
+              <w:t>com.kawtar.jsp</w:t>
+            </w:r>
+            <w:proofErr w:type="spellEnd"/>
+            <w:r>
+              <w:rPr>
+                <w:lang w:val="en-CA"/>
+              </w:rPr>
+              <w:t xml:space="preserve">                       </w:t>
+            </w:r>
+            <w:proofErr w:type="gramStart"/>
+            <w:r>
+              <w:rPr>
+                <w:lang w:val="en-CA"/>
+              </w:rPr>
+              <w:t xml:space="preserve">I  </w:t>
+            </w:r>
+            <w:proofErr w:type="spellStart"/>
+            <w:r>
+              <w:rPr>
+                <w:lang w:val="en-CA"/>
+              </w:rPr>
+              <w:t>onDestroy</w:t>
+            </w:r>
+            <w:proofErr w:type="spellEnd"/>
+            <w:proofErr w:type="gramEnd"/>
           </w:p>
         </w:tc>
       </w:tr>
@@ -1082,7 +1452,16 @@
           <w:p>
             <w:pPr>
               <w:jc w:val="center"/>
-            </w:pPr>
+              <w:rPr>
+                <w:lang w:val="en-CA"/>
+              </w:rPr>
+            </w:pPr>
+            <w:r>
+              <w:rPr>
+                <w:lang w:val="en-CA"/>
+              </w:rPr>
+              <w:t>rien</w:t>
+            </w:r>
           </w:p>
         </w:tc>
       </w:tr>
@@ -1107,12 +1486,114 @@
           <w:p>
             <w:pPr>
               <w:jc w:val="center"/>
-            </w:pPr>
-          </w:p>
-          <w:p>
-            <w:pPr>
-              <w:jc w:val="center"/>
-            </w:pPr>
+              <w:rPr>
+                <w:lang w:val="en-CA"/>
+              </w:rPr>
+            </w:pPr>
+          </w:p>
+          <w:p>
+            <w:pPr>
+              <w:jc w:val="center"/>
+              <w:rPr>
+                <w:lang w:val="en-CA"/>
+              </w:rPr>
+            </w:pPr>
+            <w:proofErr w:type="spellStart"/>
+            <w:r>
+              <w:rPr>
+                <w:lang w:val="en-CA"/>
+              </w:rPr>
+              <w:t>onCreate</w:t>
+            </w:r>
+            <w:proofErr w:type="spellEnd"/>
+          </w:p>
+          <w:p>
+            <w:pPr>
+              <w:jc w:val="center"/>
+              <w:rPr>
+                <w:lang w:val="en-CA"/>
+              </w:rPr>
+            </w:pPr>
+            <w:r>
+              <w:rPr>
+                <w:lang w:val="en-CA"/>
+              </w:rPr>
+              <w:t xml:space="preserve">2026-09-25 16:09:20.447 20169-20169 cycle                   </w:t>
+            </w:r>
+            <w:proofErr w:type="spellStart"/>
+            <w:r>
+              <w:rPr>
+                <w:lang w:val="en-CA"/>
+              </w:rPr>
+              <w:t>com.kawtar.jsp</w:t>
+            </w:r>
+            <w:proofErr w:type="spellEnd"/>
+            <w:r>
+              <w:rPr>
+                <w:lang w:val="en-CA"/>
+              </w:rPr>
+              <w:t xml:space="preserve">                       </w:t>
+            </w:r>
+            <w:proofErr w:type="gramStart"/>
+            <w:r>
+              <w:rPr>
+                <w:lang w:val="en-CA"/>
+              </w:rPr>
+              <w:t xml:space="preserve">I  </w:t>
+            </w:r>
+            <w:proofErr w:type="spellStart"/>
+            <w:r>
+              <w:rPr>
+                <w:lang w:val="en-CA"/>
+              </w:rPr>
+              <w:t>onStart</w:t>
+            </w:r>
+            <w:proofErr w:type="spellEnd"/>
+            <w:proofErr w:type="gramEnd"/>
+          </w:p>
+          <w:p>
+            <w:pPr>
+              <w:jc w:val="center"/>
+              <w:rPr>
+                <w:lang w:val="en-CA"/>
+              </w:rPr>
+            </w:pPr>
+            <w:r>
+              <w:rPr>
+                <w:lang w:val="en-CA"/>
+              </w:rPr>
+              <w:t xml:space="preserve">2026-09-25 16:09:20.449 20169-20169 cycle                   </w:t>
+            </w:r>
+            <w:proofErr w:type="spellStart"/>
+            <w:r>
+              <w:rPr>
+                <w:lang w:val="en-CA"/>
+              </w:rPr>
+              <w:t>com.kawtar.jsp</w:t>
+            </w:r>
+            <w:proofErr w:type="spellEnd"/>
+            <w:r>
+              <w:rPr>
+                <w:lang w:val="en-CA"/>
+              </w:rPr>
+              <w:t xml:space="preserve">                       </w:t>
+            </w:r>
+            <w:proofErr w:type="gramStart"/>
+            <w:r>
+              <w:rPr>
+                <w:lang w:val="en-CA"/>
+              </w:rPr>
+              <w:t xml:space="preserve">I  </w:t>
+            </w:r>
+            <w:proofErr w:type="spellStart"/>
+            <w:r>
+              <w:rPr>
+                <w:lang w:val="en-CA"/>
+              </w:rPr>
+              <w:t>onResume</w:t>
+            </w:r>
+            <w:proofErr w:type="spellEnd"/>
+            <w:proofErr w:type="gramEnd"/>
           </w:p>
         </w:tc>
       </w:tr>
@@ -1137,7 +1618,107 @@
           <w:p>
             <w:pPr>
               <w:jc w:val="center"/>
-            </w:pPr>
+              <w:rPr>
+                <w:lang w:val="en-CA"/>
+              </w:rPr>
+            </w:pPr>
+            <w:proofErr w:type="spellStart"/>
+            <w:r>
+              <w:rPr>
+                <w:lang w:val="en-CA"/>
+              </w:rPr>
+              <w:t>onPause</w:t>
+            </w:r>
+            <w:proofErr w:type="spellEnd"/>
+          </w:p>
+          <w:p>
+            <w:pPr>
+              <w:jc w:val="center"/>
+              <w:rPr>
+                <w:lang w:val="en-CA"/>
+              </w:rPr>
+            </w:pPr>
+            <w:r>
+              <w:rPr>
+                <w:lang w:val="en-CA"/>
+              </w:rPr>
+              <w:t xml:space="preserve">2026-09-25 16:09:42.580 20169-20169 cycle                   </w:t>
+            </w:r>
+            <w:proofErr w:type="spellStart"/>
+            <w:r>
+              <w:rPr>
+                <w:lang w:val="en-CA"/>
+              </w:rPr>
+              <w:t>com.kawtar.jsp</w:t>
+            </w:r>
+            <w:proofErr w:type="spellEnd"/>
+            <w:r>
+              <w:rPr>
+                <w:lang w:val="en-CA"/>
+              </w:rPr>
+              <w:t xml:space="preserve">                       </w:t>
+            </w:r>
+            <w:proofErr w:type="gramStart"/>
+            <w:r>
+              <w:rPr>
+                <w:lang w:val="en-CA"/>
+              </w:rPr>
+              <w:t xml:space="preserve">I  </w:t>
+            </w:r>
+            <w:proofErr w:type="spellStart"/>
+            <w:r>
+              <w:rPr>
+                <w:lang w:val="en-CA"/>
+              </w:rPr>
+              <w:t>onStop</w:t>
+            </w:r>
+            <w:proofErr w:type="spellEnd"/>
+            <w:proofErr w:type="gramEnd"/>
+          </w:p>
+          <w:p>
+            <w:pPr>
+              <w:jc w:val="center"/>
+              <w:rPr>
+                <w:lang w:val="en-CA"/>
+              </w:rPr>
+            </w:pPr>
+            <w:r>
+              <w:rPr>
+                <w:lang w:val="en-CA"/>
+              </w:rPr>
+              <w:lastRenderedPageBreak/>
+              <w:t xml:space="preserve">2026-09-25 16:09:47.669 20169-20169 cycle                   </w:t>
+            </w:r>
+            <w:proofErr w:type="spellStart"/>
+            <w:r>
+              <w:rPr>
+                <w:lang w:val="en-CA"/>
+              </w:rPr>
+              <w:t>com.kawtar.jsp</w:t>
+            </w:r>
+            <w:proofErr w:type="spellEnd"/>
+            <w:r>
+              <w:rPr>
+                <w:lang w:val="en-CA"/>
+              </w:rPr>
+              <w:t xml:space="preserve">                       </w:t>
+            </w:r>
+            <w:proofErr w:type="gramStart"/>
+            <w:r>
+              <w:rPr>
+                <w:lang w:val="en-CA"/>
+              </w:rPr>
+              <w:t xml:space="preserve">I  </w:t>
+            </w:r>
+            <w:proofErr w:type="spellStart"/>
+            <w:r>
+              <w:rPr>
+                <w:lang w:val="en-CA"/>
+              </w:rPr>
+              <w:t>onDestroy</w:t>
+            </w:r>
+            <w:proofErr w:type="spellEnd"/>
+            <w:proofErr w:type="gramEnd"/>
           </w:p>
         </w:tc>
       </w:tr>
@@ -1151,6 +1732,7 @@
               <w:jc w:val="center"/>
             </w:pPr>
             <w:r>
+              <w:lastRenderedPageBreak/>
               <w:t>Démarrez l’app à l’aide du menu sur le téléphone</w:t>
             </w:r>
           </w:p>
@@ -1199,6 +1781,234 @@
                 <w:lang w:val="en-CA"/>
               </w:rPr>
             </w:pPr>
+            <w:proofErr w:type="spellStart"/>
+            <w:r>
+              <w:rPr>
+                <w:lang w:val="en-CA"/>
+              </w:rPr>
+              <w:t>onPause</w:t>
+            </w:r>
+            <w:proofErr w:type="spellEnd"/>
+          </w:p>
+          <w:p>
+            <w:pPr>
+              <w:jc w:val="center"/>
+              <w:rPr>
+                <w:lang w:val="en-CA"/>
+              </w:rPr>
+            </w:pPr>
+            <w:r>
+              <w:rPr>
+                <w:lang w:val="en-CA"/>
+              </w:rPr>
+              <w:t xml:space="preserve">2026-09-25 16:10:08.058 20422-20422 cycle                   </w:t>
+            </w:r>
+            <w:proofErr w:type="spellStart"/>
+            <w:r>
+              <w:rPr>
+                <w:lang w:val="en-CA"/>
+              </w:rPr>
+              <w:t>com.kawtar.jsp</w:t>
+            </w:r>
+            <w:proofErr w:type="spellEnd"/>
+            <w:r>
+              <w:rPr>
+                <w:lang w:val="en-CA"/>
+              </w:rPr>
+              <w:t xml:space="preserve">                       </w:t>
+            </w:r>
+            <w:proofErr w:type="gramStart"/>
+            <w:r>
+              <w:rPr>
+                <w:lang w:val="en-CA"/>
+              </w:rPr>
+              <w:t xml:space="preserve">I  </w:t>
+            </w:r>
+            <w:proofErr w:type="spellStart"/>
+            <w:r>
+              <w:rPr>
+                <w:lang w:val="en-CA"/>
+              </w:rPr>
+              <w:t>onStop</w:t>
+            </w:r>
+            <w:proofErr w:type="spellEnd"/>
+            <w:proofErr w:type="gramEnd"/>
+          </w:p>
+          <w:p>
+            <w:pPr>
+              <w:jc w:val="center"/>
+              <w:rPr>
+                <w:lang w:val="en-CA"/>
+              </w:rPr>
+            </w:pPr>
+            <w:r>
+              <w:rPr>
+                <w:lang w:val="en-CA"/>
+              </w:rPr>
+              <w:t xml:space="preserve">2026-09-25 16:10:08.059 20422-20422 cycle                   </w:t>
+            </w:r>
+            <w:proofErr w:type="spellStart"/>
+            <w:r>
+              <w:rPr>
+                <w:lang w:val="en-CA"/>
+              </w:rPr>
+              <w:t>com.kawtar.jsp</w:t>
+            </w:r>
+            <w:proofErr w:type="spellEnd"/>
+            <w:r>
+              <w:rPr>
+                <w:lang w:val="en-CA"/>
+              </w:rPr>
+              <w:t xml:space="preserve">                       </w:t>
+            </w:r>
+            <w:proofErr w:type="gramStart"/>
+            <w:r>
+              <w:rPr>
+                <w:lang w:val="en-CA"/>
+              </w:rPr>
+              <w:t xml:space="preserve">I  </w:t>
+            </w:r>
+            <w:proofErr w:type="spellStart"/>
+            <w:r>
+              <w:rPr>
+                <w:lang w:val="en-CA"/>
+              </w:rPr>
+              <w:t>onDestroy</w:t>
+            </w:r>
+            <w:proofErr w:type="spellEnd"/>
+            <w:proofErr w:type="gramEnd"/>
+          </w:p>
+          <w:p>
+            <w:pPr>
+              <w:jc w:val="center"/>
+              <w:rPr>
+                <w:lang w:val="en-CA"/>
+              </w:rPr>
+            </w:pPr>
+            <w:r>
+              <w:rPr>
+                <w:lang w:val="en-CA"/>
+              </w:rPr>
+              <w:t xml:space="preserve">2026-09-25 16:10:08.118 20422-20422 cycle                   </w:t>
+            </w:r>
+            <w:proofErr w:type="spellStart"/>
+            <w:r>
+              <w:rPr>
+                <w:lang w:val="en-CA"/>
+              </w:rPr>
+              <w:t>com.kawtar.jsp</w:t>
+            </w:r>
+            <w:proofErr w:type="spellEnd"/>
+            <w:r>
+              <w:rPr>
+                <w:lang w:val="en-CA"/>
+              </w:rPr>
+              <w:t xml:space="preserve">                       </w:t>
+            </w:r>
+            <w:proofErr w:type="gramStart"/>
+            <w:r>
+              <w:rPr>
+                <w:lang w:val="en-CA"/>
+              </w:rPr>
+              <w:t xml:space="preserve">I  </w:t>
+            </w:r>
+            <w:proofErr w:type="spellStart"/>
+            <w:r>
+              <w:rPr>
+                <w:lang w:val="en-CA"/>
+              </w:rPr>
+              <w:t>onCreate</w:t>
+            </w:r>
+            <w:proofErr w:type="spellEnd"/>
+            <w:proofErr w:type="gramEnd"/>
+          </w:p>
+          <w:p>
+            <w:pPr>
+              <w:jc w:val="center"/>
+              <w:rPr>
+                <w:lang w:val="en-CA"/>
+              </w:rPr>
+            </w:pPr>
+            <w:r>
+              <w:rPr>
+                <w:lang w:val="en-CA"/>
+              </w:rPr>
+              <w:t xml:space="preserve">2026-09-25 16:10:08.121 20422-20422 cycle                   </w:t>
+            </w:r>
+            <w:proofErr w:type="spellStart"/>
+            <w:r>
+              <w:rPr>
+                <w:lang w:val="en-CA"/>
+              </w:rPr>
+              <w:t>com.kawtar.jsp</w:t>
+            </w:r>
+            <w:proofErr w:type="spellEnd"/>
+            <w:r>
+              <w:rPr>
+                <w:lang w:val="en-CA"/>
+              </w:rPr>
+              <w:t xml:space="preserve">                       </w:t>
+            </w:r>
+            <w:proofErr w:type="gramStart"/>
+            <w:r>
+              <w:rPr>
+                <w:lang w:val="en-CA"/>
+              </w:rPr>
+              <w:t xml:space="preserve">I  </w:t>
+            </w:r>
+            <w:proofErr w:type="spellStart"/>
+            <w:r>
+              <w:rPr>
+                <w:lang w:val="en-CA"/>
+              </w:rPr>
+              <w:t>onStart</w:t>
+            </w:r>
+            <w:proofErr w:type="spellEnd"/>
+            <w:proofErr w:type="gramEnd"/>
+          </w:p>
+          <w:p>
+            <w:pPr>
+              <w:jc w:val="center"/>
+              <w:rPr>
+                <w:lang w:val="en-CA"/>
+              </w:rPr>
+            </w:pPr>
+            <w:r>
+              <w:rPr>
+                <w:lang w:val="en-CA"/>
+              </w:rPr>
+              <w:t xml:space="preserve">2026-09-25 16:10:08.122 20422-20422 cycle                   </w:t>
+            </w:r>
+            <w:proofErr w:type="spellStart"/>
+            <w:r>
+              <w:rPr>
+                <w:lang w:val="en-CA"/>
+              </w:rPr>
+              <w:t>com.kawtar.jsp</w:t>
+            </w:r>
+            <w:proofErr w:type="spellEnd"/>
+            <w:r>
+              <w:rPr>
+                <w:lang w:val="en-CA"/>
+              </w:rPr>
+              <w:t xml:space="preserve">                       </w:t>
+            </w:r>
+            <w:proofErr w:type="gramStart"/>
+            <w:r>
+              <w:rPr>
+                <w:lang w:val="en-CA"/>
+              </w:rPr>
+              <w:t xml:space="preserve">I  </w:t>
+            </w:r>
+            <w:proofErr w:type="spellStart"/>
+            <w:r>
+              <w:rPr>
+                <w:lang w:val="en-CA"/>
+              </w:rPr>
+              <w:t>onResume</w:t>
+            </w:r>
+            <w:proofErr w:type="spellEnd"/>
+            <w:proofErr w:type="gramEnd"/>
           </w:p>
           <w:p>
             <w:pPr>
@@ -1230,11 +2040,257 @@
           </w:tcPr>
           <w:p>
             <w:pPr>
-              <w:jc w:val="center"/>
-              <w:rPr>
-                <w:lang w:val="en-CA"/>
-              </w:rPr>
-            </w:pPr>
+              <w:tabs>
+                <w:tab w:val="left" w:pos="3053"/>
+              </w:tabs>
+              <w:rPr>
+                <w:lang w:val="en-CA"/>
+              </w:rPr>
+            </w:pPr>
+            <w:r>
+              <w:rPr>
+                <w:lang w:val="en-CA"/>
+              </w:rPr>
+              <w:tab/>
+            </w:r>
+            <w:proofErr w:type="spellStart"/>
+            <w:r>
+              <w:rPr>
+                <w:lang w:val="en-CA"/>
+              </w:rPr>
+              <w:t>onPause</w:t>
+            </w:r>
+            <w:proofErr w:type="spellEnd"/>
+          </w:p>
+          <w:p>
+            <w:pPr>
+              <w:tabs>
+                <w:tab w:val="left" w:pos="3053"/>
+              </w:tabs>
+              <w:rPr>
+                <w:lang w:val="en-CA"/>
+              </w:rPr>
+            </w:pPr>
+            <w:r>
+              <w:rPr>
+                <w:lang w:val="en-CA"/>
+              </w:rPr>
+              <w:t xml:space="preserve">2026-09-25 16:10:20.615 20422-20422 cycle                   </w:t>
+            </w:r>
+            <w:proofErr w:type="spellStart"/>
+            <w:r>
+              <w:rPr>
+                <w:lang w:val="en-CA"/>
+              </w:rPr>
+              <w:t>com.kawtar.jsp</w:t>
+            </w:r>
+            <w:proofErr w:type="spellEnd"/>
+            <w:r>
+              <w:rPr>
+                <w:lang w:val="en-CA"/>
+              </w:rPr>
+              <w:t xml:space="preserve">                       </w:t>
+            </w:r>
+            <w:proofErr w:type="gramStart"/>
+            <w:r>
+              <w:rPr>
+                <w:lang w:val="en-CA"/>
+              </w:rPr>
+              <w:t xml:space="preserve">I  </w:t>
+            </w:r>
+            <w:proofErr w:type="spellStart"/>
+            <w:r>
+              <w:rPr>
+                <w:lang w:val="en-CA"/>
+              </w:rPr>
+              <w:t>onStop</w:t>
+            </w:r>
+            <w:proofErr w:type="spellEnd"/>
+            <w:proofErr w:type="gramEnd"/>
+          </w:p>
+          <w:p>
+            <w:pPr>
+              <w:tabs>
+                <w:tab w:val="left" w:pos="3053"/>
+              </w:tabs>
+              <w:rPr>
+                <w:lang w:val="en-CA"/>
+              </w:rPr>
+            </w:pPr>
+            <w:r>
+              <w:rPr>
+                <w:lang w:val="en-CA"/>
+              </w:rPr>
+              <w:t xml:space="preserve">2026-09-25 16:10:20.617 20422-20422 cycle                   </w:t>
+            </w:r>
+            <w:proofErr w:type="spellStart"/>
+            <w:r>
+              <w:rPr>
+                <w:lang w:val="en-CA"/>
+              </w:rPr>
+              <w:t>com.kawtar.jsp</w:t>
+            </w:r>
+            <w:proofErr w:type="spellEnd"/>
+            <w:r>
+              <w:rPr>
+                <w:lang w:val="en-CA"/>
+              </w:rPr>
+              <w:t xml:space="preserve">                       </w:t>
+            </w:r>
+            <w:proofErr w:type="gramStart"/>
+            <w:r>
+              <w:rPr>
+                <w:lang w:val="en-CA"/>
+              </w:rPr>
+              <w:t xml:space="preserve">I  </w:t>
+            </w:r>
+            <w:proofErr w:type="spellStart"/>
+            <w:r>
+              <w:rPr>
+                <w:lang w:val="en-CA"/>
+              </w:rPr>
+              <w:t>onDestroy</w:t>
+            </w:r>
+            <w:proofErr w:type="spellEnd"/>
+            <w:proofErr w:type="gramEnd"/>
+          </w:p>
+          <w:p>
+            <w:pPr>
+              <w:tabs>
+                <w:tab w:val="left" w:pos="3053"/>
+              </w:tabs>
+              <w:rPr>
+                <w:lang w:val="en-CA"/>
+              </w:rPr>
+            </w:pPr>
+            <w:r>
+              <w:rPr>
+                <w:lang w:val="en-CA"/>
+              </w:rPr>
+              <w:t xml:space="preserve">2026-09-25 16:10:20.656 20422-20422 cycle                   </w:t>
+            </w:r>
+            <w:proofErr w:type="spellStart"/>
+            <w:r>
+              <w:rPr>
+                <w:lang w:val="en-CA"/>
+              </w:rPr>
+              <w:t>com.kawtar.jsp</w:t>
+            </w:r>
+            <w:proofErr w:type="spellEnd"/>
+            <w:r>
+              <w:rPr>
+                <w:lang w:val="en-CA"/>
+              </w:rPr>
+              <w:t xml:space="preserve">                       </w:t>
+            </w:r>
+            <w:proofErr w:type="gramStart"/>
+            <w:r>
+              <w:rPr>
+                <w:lang w:val="en-CA"/>
+              </w:rPr>
+              <w:t xml:space="preserve">I  </w:t>
+            </w:r>
+            <w:proofErr w:type="spellStart"/>
+            <w:r>
+              <w:rPr>
+                <w:lang w:val="en-CA"/>
+              </w:rPr>
+              <w:t>onCreate</w:t>
+            </w:r>
+            <w:proofErr w:type="spellEnd"/>
+            <w:proofErr w:type="gramEnd"/>
+          </w:p>
+          <w:p>
+            <w:pPr>
+              <w:tabs>
+                <w:tab w:val="left" w:pos="3053"/>
+              </w:tabs>
+              <w:rPr>
+                <w:lang w:val="en-CA"/>
+              </w:rPr>
+            </w:pPr>
+            <w:r>
+              <w:rPr>
+                <w:lang w:val="en-CA"/>
+              </w:rPr>
+              <w:t xml:space="preserve">2026-09-25 16:10:20.658 20422-20422 cycle                   </w:t>
+            </w:r>
+            <w:proofErr w:type="spellStart"/>
+            <w:r>
+              <w:rPr>
+                <w:lang w:val="en-CA"/>
+              </w:rPr>
+              <w:t>com.kawtar.jsp</w:t>
+            </w:r>
+            <w:proofErr w:type="spellEnd"/>
+            <w:r>
+              <w:rPr>
+                <w:lang w:val="en-CA"/>
+              </w:rPr>
+              <w:t xml:space="preserve">                       </w:t>
+            </w:r>
+            <w:proofErr w:type="gramStart"/>
+            <w:r>
+              <w:rPr>
+                <w:lang w:val="en-CA"/>
+              </w:rPr>
+              <w:t xml:space="preserve">I  </w:t>
+            </w:r>
+            <w:proofErr w:type="spellStart"/>
+            <w:r>
+              <w:rPr>
+                <w:lang w:val="en-CA"/>
+              </w:rPr>
+              <w:t>onStart</w:t>
+            </w:r>
+            <w:proofErr w:type="spellEnd"/>
+            <w:proofErr w:type="gramEnd"/>
+          </w:p>
+          <w:p>
+            <w:pPr>
+              <w:tabs>
+                <w:tab w:val="left" w:pos="3053"/>
+              </w:tabs>
+              <w:rPr>
+                <w:lang w:val="en-CA"/>
+              </w:rPr>
+            </w:pPr>
+            <w:r>
+              <w:rPr>
+                <w:lang w:val="en-CA"/>
+              </w:rPr>
+              <w:t xml:space="preserve">2026-09-25 16:10:20.660 20422-20422 cycle                   </w:t>
+            </w:r>
+            <w:proofErr w:type="spellStart"/>
+            <w:r>
+              <w:rPr>
+                <w:lang w:val="en-CA"/>
+              </w:rPr>
+              <w:t>com.kawtar.jsp</w:t>
+            </w:r>
+            <w:proofErr w:type="spellEnd"/>
+            <w:r>
+              <w:rPr>
+                <w:lang w:val="en-CA"/>
+              </w:rPr>
+              <w:t xml:space="preserve">                       </w:t>
+            </w:r>
+            <w:proofErr w:type="gramStart"/>
+            <w:r>
+              <w:rPr>
+                <w:lang w:val="en-CA"/>
+              </w:rPr>
+              <w:t xml:space="preserve">I  </w:t>
+            </w:r>
+            <w:proofErr w:type="spellStart"/>
+            <w:r>
+              <w:rPr>
+                <w:lang w:val="en-CA"/>
+              </w:rPr>
+              <w:t>onResume</w:t>
+            </w:r>
+            <w:proofErr w:type="spellEnd"/>
+            <w:proofErr w:type="gramEnd"/>
           </w:p>
           <w:p>
             <w:pPr>
@@ -1355,7 +2411,6 @@
               <w:jc w:val="center"/>
             </w:pPr>
             <w:r>
-              <w:lastRenderedPageBreak/>
               <w:t xml:space="preserve">Changer la langue du téléphone (Faire Home </w:t>
             </w:r>
             <w:proofErr w:type="gramStart"/>
@@ -1449,6 +2504,7 @@
         <w:jc w:val="center"/>
       </w:pPr>
       <w:r>
+        <w:lastRenderedPageBreak/>
         <w:t>**les contrôles back, home, récents n’ont pas toujours le même symbole ou la même position dépendant du fabricant.</w:t>
       </w:r>
     </w:p>
@@ -1751,7 +2807,15 @@
       <w:t>©</w:t>
     </w:r>
     <w:r>
-      <w:t xml:space="preserve"> Éric Labonté, Cégep du Vieux Montréal</w:t>
+      <w:t xml:space="preserve"> Éric </w:t>
+    </w:r>
+    <w:proofErr w:type="spellStart"/>
+    <w:r>
+      <w:t>Labonté</w:t>
+    </w:r>
+    <w:proofErr w:type="spellEnd"/>
+    <w:r>
+      <w:t>, Cégep du Vieux Montréal</w:t>
     </w:r>
   </w:p>
 </w:ftr>
@@ -2852,6 +3916,7 @@
     <w:sig w:usb0="E4002EFF" w:usb1="C200247B" w:usb2="00000009" w:usb3="00000000" w:csb0="000001FF" w:csb1="00000000"/>
   </w:font>
   <w:font w:name="Aptos">
+    <w:altName w:val="Calibri"/>
     <w:charset w:val="00"/>
     <w:family w:val="swiss"/>
     <w:pitch w:val="variable"/>
@@ -2884,7 +3949,9 @@
   <w:rsids>
     <w:rsidRoot w:val="00654E7B"/>
     <w:rsid w:val="000679A6"/>
+    <w:rsid w:val="000A735B"/>
     <w:rsid w:val="00262C66"/>
+    <w:rsid w:val="004A0F12"/>
     <w:rsid w:val="004B1653"/>
     <w:rsid w:val="004B4114"/>
     <w:rsid w:val="00524FA1"/>

--- a/sem4/Annexe_3d.docx
+++ b/sem4/Annexe_3d.docx
@@ -918,84 +918,35 @@
               <w:rPr>
                 <w:lang w:val="en-CA"/>
               </w:rPr>
-              <w:t xml:space="preserve">2026-09-25 16:06:46.627 20169-20169 cycle                   </w:t>
+              <w:t xml:space="preserve">                                    </w:t>
             </w:r>
             <w:proofErr w:type="spellStart"/>
             <w:r>
               <w:rPr>
                 <w:lang w:val="en-CA"/>
               </w:rPr>
-              <w:t>com.kawtar.jsp</w:t>
+              <w:t>onStart</w:t>
             </w:r>
             <w:proofErr w:type="spellEnd"/>
-            <w:r>
-              <w:rPr>
-                <w:lang w:val="en-CA"/>
-              </w:rPr>
-              <w:t xml:space="preserve">                       </w:t>
-            </w:r>
-            <w:proofErr w:type="gramStart"/>
-            <w:r>
-              <w:rPr>
-                <w:lang w:val="en-CA"/>
-              </w:rPr>
-              <w:t xml:space="preserve">I  </w:t>
-            </w:r>
-            <w:proofErr w:type="spellStart"/>
-            <w:r>
-              <w:rPr>
-                <w:lang w:val="en-CA"/>
-              </w:rPr>
-              <w:t>onStart</w:t>
-            </w:r>
-            <w:proofErr w:type="spellEnd"/>
-            <w:proofErr w:type="gramEnd"/>
           </w:p>
           <w:p>
             <w:pPr>
               <w:tabs>
                 <w:tab w:val="left" w:pos="1832"/>
               </w:tabs>
-              <w:rPr>
-                <w:lang w:val="en-CA"/>
-              </w:rPr>
-            </w:pPr>
-            <w:r>
-              <w:rPr>
-                <w:lang w:val="en-CA"/>
-              </w:rPr>
-              <w:t xml:space="preserve">2026-09-25 16:06:46.637 20169-20169 cycle                   </w:t>
-            </w:r>
+              <w:jc w:val="center"/>
+              <w:rPr>
+                <w:lang w:val="en-CA"/>
+              </w:rPr>
+            </w:pPr>
             <w:proofErr w:type="spellStart"/>
             <w:r>
               <w:rPr>
                 <w:lang w:val="en-CA"/>
               </w:rPr>
-              <w:t>com.kawtar.jsp</w:t>
+              <w:t>onResume</w:t>
             </w:r>
             <w:proofErr w:type="spellEnd"/>
-            <w:r>
-              <w:rPr>
-                <w:lang w:val="en-CA"/>
-              </w:rPr>
-              <w:t xml:space="preserve">                       </w:t>
-            </w:r>
-            <w:proofErr w:type="gramStart"/>
-            <w:r>
-              <w:rPr>
-                <w:lang w:val="en-CA"/>
-              </w:rPr>
-              <w:t xml:space="preserve">I  </w:t>
-            </w:r>
-            <w:proofErr w:type="spellStart"/>
-            <w:r>
-              <w:rPr>
-                <w:lang w:val="en-CA"/>
-              </w:rPr>
-              <w:t>onResume</w:t>
-            </w:r>
-            <w:proofErr w:type="spellEnd"/>
-            <w:proofErr w:type="gramEnd"/>
           </w:p>
           <w:p>
             <w:pPr>
@@ -1077,26 +1028,6 @@
                 <w:lang w:val="en-CA"/>
               </w:rPr>
             </w:pPr>
-            <w:r>
-              <w:rPr>
-                <w:lang w:val="en-CA"/>
-              </w:rPr>
-              <w:t xml:space="preserve">2026-09-25 16:07:41.520 20169-20169 cycle                   </w:t>
-            </w:r>
-            <w:proofErr w:type="spellStart"/>
-            <w:r>
-              <w:rPr>
-                <w:lang w:val="en-CA"/>
-              </w:rPr>
-              <w:t>com.kawtar.jsp</w:t>
-            </w:r>
-            <w:proofErr w:type="spellEnd"/>
-            <w:r>
-              <w:rPr>
-                <w:lang w:val="en-CA"/>
-              </w:rPr>
-              <w:t xml:space="preserve">                       </w:t>
-            </w:r>
             <w:proofErr w:type="gramStart"/>
             <w:r>
               <w:rPr>
@@ -1157,26 +1088,6 @@
                 <w:lang w:val="en-CA"/>
               </w:rPr>
             </w:pPr>
-            <w:r>
-              <w:rPr>
-                <w:lang w:val="en-CA"/>
-              </w:rPr>
-              <w:t xml:space="preserve">2026-09-25 16:08:05.519 20169-20169 cycle                   </w:t>
-            </w:r>
-            <w:proofErr w:type="spellStart"/>
-            <w:r>
-              <w:rPr>
-                <w:lang w:val="en-CA"/>
-              </w:rPr>
-              <w:t>com.kawtar.jsp</w:t>
-            </w:r>
-            <w:proofErr w:type="spellEnd"/>
-            <w:r>
-              <w:rPr>
-                <w:lang w:val="en-CA"/>
-              </w:rPr>
-              <w:t xml:space="preserve">                       </w:t>
-            </w:r>
             <w:proofErr w:type="gramStart"/>
             <w:r>
               <w:rPr>
@@ -1201,26 +1112,6 @@
                 <w:lang w:val="en-CA"/>
               </w:rPr>
             </w:pPr>
-            <w:r>
-              <w:rPr>
-                <w:lang w:val="en-CA"/>
-              </w:rPr>
-              <w:t xml:space="preserve">2026-09-25 16:08:05.520 20169-20169 cycle                   </w:t>
-            </w:r>
-            <w:proofErr w:type="spellStart"/>
-            <w:r>
-              <w:rPr>
-                <w:lang w:val="en-CA"/>
-              </w:rPr>
-              <w:t>com.kawtar.jsp</w:t>
-            </w:r>
-            <w:proofErr w:type="spellEnd"/>
-            <w:r>
-              <w:rPr>
-                <w:lang w:val="en-CA"/>
-              </w:rPr>
-              <w:t xml:space="preserve">                       </w:t>
-            </w:r>
             <w:proofErr w:type="gramStart"/>
             <w:r>
               <w:rPr>
@@ -1302,26 +1193,6 @@
                 <w:lang w:val="en-CA"/>
               </w:rPr>
             </w:pPr>
-            <w:r>
-              <w:rPr>
-                <w:lang w:val="en-CA"/>
-              </w:rPr>
-              <w:t xml:space="preserve">2026-09-25 16:08:36.260 20169-20169 cycle                   </w:t>
-            </w:r>
-            <w:proofErr w:type="spellStart"/>
-            <w:r>
-              <w:rPr>
-                <w:lang w:val="en-CA"/>
-              </w:rPr>
-              <w:t>com.kawtar.jsp</w:t>
-            </w:r>
-            <w:proofErr w:type="spellEnd"/>
-            <w:r>
-              <w:rPr>
-                <w:lang w:val="en-CA"/>
-              </w:rPr>
-              <w:t xml:space="preserve">                       </w:t>
-            </w:r>
             <w:proofErr w:type="gramStart"/>
             <w:r>
               <w:rPr>
@@ -1346,26 +1217,6 @@
                 <w:lang w:val="en-CA"/>
               </w:rPr>
             </w:pPr>
-            <w:r>
-              <w:rPr>
-                <w:lang w:val="en-CA"/>
-              </w:rPr>
-              <w:t xml:space="preserve">2026-09-25 16:08:36.261 20169-20169 cycle                   </w:t>
-            </w:r>
-            <w:proofErr w:type="spellStart"/>
-            <w:r>
-              <w:rPr>
-                <w:lang w:val="en-CA"/>
-              </w:rPr>
-              <w:t>com.kawtar.jsp</w:t>
-            </w:r>
-            <w:proofErr w:type="spellEnd"/>
-            <w:r>
-              <w:rPr>
-                <w:lang w:val="en-CA"/>
-              </w:rPr>
-              <w:t xml:space="preserve">                       </w:t>
-            </w:r>
             <w:proofErr w:type="gramStart"/>
             <w:r>
               <w:rPr>
@@ -1412,6 +1263,29 @@
             <w:pPr>
               <w:jc w:val="center"/>
             </w:pPr>
+            <w:proofErr w:type="spellStart"/>
+            <w:proofErr w:type="gramStart"/>
+            <w:r>
+              <w:t>onPause</w:t>
+            </w:r>
+            <w:proofErr w:type="spellEnd"/>
+            <w:proofErr w:type="gramEnd"/>
+            <w:r>
+              <w:t>/</w:t>
+            </w:r>
+            <w:proofErr w:type="spellStart"/>
+            <w:r>
+              <w:t>onStop</w:t>
+            </w:r>
+            <w:proofErr w:type="spellEnd"/>
+            <w:r>
+              <w:t>/</w:t>
+            </w:r>
+            <w:proofErr w:type="spellStart"/>
+            <w:r>
+              <w:t>onDestroy</w:t>
+            </w:r>
+            <w:proofErr w:type="spellEnd"/>
           </w:p>
         </w:tc>
       </w:tr>
@@ -1514,26 +1388,6 @@
                 <w:lang w:val="en-CA"/>
               </w:rPr>
             </w:pPr>
-            <w:r>
-              <w:rPr>
-                <w:lang w:val="en-CA"/>
-              </w:rPr>
-              <w:t xml:space="preserve">2026-09-25 16:09:20.447 20169-20169 cycle                   </w:t>
-            </w:r>
-            <w:proofErr w:type="spellStart"/>
-            <w:r>
-              <w:rPr>
-                <w:lang w:val="en-CA"/>
-              </w:rPr>
-              <w:t>com.kawtar.jsp</w:t>
-            </w:r>
-            <w:proofErr w:type="spellEnd"/>
-            <w:r>
-              <w:rPr>
-                <w:lang w:val="en-CA"/>
-              </w:rPr>
-              <w:t xml:space="preserve">                       </w:t>
-            </w:r>
             <w:proofErr w:type="gramStart"/>
             <w:r>
               <w:rPr>
@@ -1558,26 +1412,6 @@
                 <w:lang w:val="en-CA"/>
               </w:rPr>
             </w:pPr>
-            <w:r>
-              <w:rPr>
-                <w:lang w:val="en-CA"/>
-              </w:rPr>
-              <w:t xml:space="preserve">2026-09-25 16:09:20.449 20169-20169 cycle                   </w:t>
-            </w:r>
-            <w:proofErr w:type="spellStart"/>
-            <w:r>
-              <w:rPr>
-                <w:lang w:val="en-CA"/>
-              </w:rPr>
-              <w:t>com.kawtar.jsp</w:t>
-            </w:r>
-            <w:proofErr w:type="spellEnd"/>
-            <w:r>
-              <w:rPr>
-                <w:lang w:val="en-CA"/>
-              </w:rPr>
-              <w:t xml:space="preserve">                       </w:t>
-            </w:r>
             <w:proofErr w:type="gramStart"/>
             <w:r>
               <w:rPr>
@@ -1638,26 +1472,6 @@
                 <w:lang w:val="en-CA"/>
               </w:rPr>
             </w:pPr>
-            <w:r>
-              <w:rPr>
-                <w:lang w:val="en-CA"/>
-              </w:rPr>
-              <w:t xml:space="preserve">2026-09-25 16:09:42.580 20169-20169 cycle                   </w:t>
-            </w:r>
-            <w:proofErr w:type="spellStart"/>
-            <w:r>
-              <w:rPr>
-                <w:lang w:val="en-CA"/>
-              </w:rPr>
-              <w:t>com.kawtar.jsp</w:t>
-            </w:r>
-            <w:proofErr w:type="spellEnd"/>
-            <w:r>
-              <w:rPr>
-                <w:lang w:val="en-CA"/>
-              </w:rPr>
-              <w:t xml:space="preserve">                       </w:t>
-            </w:r>
             <w:proofErr w:type="gramStart"/>
             <w:r>
               <w:rPr>
@@ -1682,43 +1496,14 @@
                 <w:lang w:val="en-CA"/>
               </w:rPr>
             </w:pPr>
-            <w:r>
-              <w:rPr>
-                <w:lang w:val="en-CA"/>
-              </w:rPr>
-              <w:lastRenderedPageBreak/>
-              <w:t xml:space="preserve">2026-09-25 16:09:47.669 20169-20169 cycle                   </w:t>
-            </w:r>
             <w:proofErr w:type="spellStart"/>
             <w:r>
               <w:rPr>
                 <w:lang w:val="en-CA"/>
               </w:rPr>
-              <w:t>com.kawtar.jsp</w:t>
+              <w:t>onDestroy</w:t>
             </w:r>
             <w:proofErr w:type="spellEnd"/>
-            <w:r>
-              <w:rPr>
-                <w:lang w:val="en-CA"/>
-              </w:rPr>
-              <w:t xml:space="preserve">                       </w:t>
-            </w:r>
-            <w:proofErr w:type="gramStart"/>
-            <w:r>
-              <w:rPr>
-                <w:lang w:val="en-CA"/>
-              </w:rPr>
-              <w:t xml:space="preserve">I  </w:t>
-            </w:r>
-            <w:proofErr w:type="spellStart"/>
-            <w:r>
-              <w:rPr>
-                <w:lang w:val="en-CA"/>
-              </w:rPr>
-              <w:t>onDestroy</w:t>
-            </w:r>
-            <w:proofErr w:type="spellEnd"/>
-            <w:proofErr w:type="gramEnd"/>
           </w:p>
         </w:tc>
       </w:tr>
@@ -1732,7 +1517,6 @@
               <w:jc w:val="center"/>
             </w:pPr>
             <w:r>
-              <w:lastRenderedPageBreak/>
               <w:t>Démarrez l’app à l’aide du menu sur le téléphone</w:t>
             </w:r>
           </w:p>
@@ -1797,26 +1581,6 @@
                 <w:lang w:val="en-CA"/>
               </w:rPr>
             </w:pPr>
-            <w:r>
-              <w:rPr>
-                <w:lang w:val="en-CA"/>
-              </w:rPr>
-              <w:t xml:space="preserve">2026-09-25 16:10:08.058 20422-20422 cycle                   </w:t>
-            </w:r>
-            <w:proofErr w:type="spellStart"/>
-            <w:r>
-              <w:rPr>
-                <w:lang w:val="en-CA"/>
-              </w:rPr>
-              <w:t>com.kawtar.jsp</w:t>
-            </w:r>
-            <w:proofErr w:type="spellEnd"/>
-            <w:r>
-              <w:rPr>
-                <w:lang w:val="en-CA"/>
-              </w:rPr>
-              <w:t xml:space="preserve">                       </w:t>
-            </w:r>
             <w:proofErr w:type="gramStart"/>
             <w:r>
               <w:rPr>
@@ -1845,21 +1609,7 @@
               <w:rPr>
                 <w:lang w:val="en-CA"/>
               </w:rPr>
-              <w:t xml:space="preserve">2026-09-25 16:10:08.059 20422-20422 cycle                   </w:t>
-            </w:r>
-            <w:proofErr w:type="spellStart"/>
-            <w:r>
-              <w:rPr>
-                <w:lang w:val="en-CA"/>
-              </w:rPr>
-              <w:t>com.kawtar.jsp</w:t>
-            </w:r>
-            <w:proofErr w:type="spellEnd"/>
-            <w:r>
-              <w:rPr>
-                <w:lang w:val="en-CA"/>
-              </w:rPr>
-              <w:t xml:space="preserve">                       </w:t>
+              <w:t xml:space="preserve">      </w:t>
             </w:r>
             <w:proofErr w:type="gramStart"/>
             <w:r>
@@ -1885,26 +1635,6 @@
                 <w:lang w:val="en-CA"/>
               </w:rPr>
             </w:pPr>
-            <w:r>
-              <w:rPr>
-                <w:lang w:val="en-CA"/>
-              </w:rPr>
-              <w:t xml:space="preserve">2026-09-25 16:10:08.118 20422-20422 cycle                   </w:t>
-            </w:r>
-            <w:proofErr w:type="spellStart"/>
-            <w:r>
-              <w:rPr>
-                <w:lang w:val="en-CA"/>
-              </w:rPr>
-              <w:t>com.kawtar.jsp</w:t>
-            </w:r>
-            <w:proofErr w:type="spellEnd"/>
-            <w:r>
-              <w:rPr>
-                <w:lang w:val="en-CA"/>
-              </w:rPr>
-              <w:t xml:space="preserve">                       </w:t>
-            </w:r>
             <w:proofErr w:type="gramStart"/>
             <w:r>
               <w:rPr>
@@ -1929,26 +1659,6 @@
                 <w:lang w:val="en-CA"/>
               </w:rPr>
             </w:pPr>
-            <w:r>
-              <w:rPr>
-                <w:lang w:val="en-CA"/>
-              </w:rPr>
-              <w:t xml:space="preserve">2026-09-25 16:10:08.121 20422-20422 cycle                   </w:t>
-            </w:r>
-            <w:proofErr w:type="spellStart"/>
-            <w:r>
-              <w:rPr>
-                <w:lang w:val="en-CA"/>
-              </w:rPr>
-              <w:t>com.kawtar.jsp</w:t>
-            </w:r>
-            <w:proofErr w:type="spellEnd"/>
-            <w:r>
-              <w:rPr>
-                <w:lang w:val="en-CA"/>
-              </w:rPr>
-              <w:t xml:space="preserve">                       </w:t>
-            </w:r>
             <w:proofErr w:type="gramStart"/>
             <w:r>
               <w:rPr>
@@ -1973,26 +1683,6 @@
                 <w:lang w:val="en-CA"/>
               </w:rPr>
             </w:pPr>
-            <w:r>
-              <w:rPr>
-                <w:lang w:val="en-CA"/>
-              </w:rPr>
-              <w:t xml:space="preserve">2026-09-25 16:10:08.122 20422-20422 cycle                   </w:t>
-            </w:r>
-            <w:proofErr w:type="spellStart"/>
-            <w:r>
-              <w:rPr>
-                <w:lang w:val="en-CA"/>
-              </w:rPr>
-              <w:t>com.kawtar.jsp</w:t>
-            </w:r>
-            <w:proofErr w:type="spellEnd"/>
-            <w:r>
-              <w:rPr>
-                <w:lang w:val="en-CA"/>
-              </w:rPr>
-              <w:t xml:space="preserve">                       </w:t>
-            </w:r>
             <w:proofErr w:type="gramStart"/>
             <w:r>
               <w:rPr>
@@ -2030,6 +1720,7 @@
               <w:jc w:val="center"/>
             </w:pPr>
             <w:r>
+              <w:lastRenderedPageBreak/>
               <w:t>Le remettre droit</w:t>
             </w:r>
           </w:p>
@@ -2071,26 +1762,6 @@
                 <w:lang w:val="en-CA"/>
               </w:rPr>
             </w:pPr>
-            <w:r>
-              <w:rPr>
-                <w:lang w:val="en-CA"/>
-              </w:rPr>
-              <w:t xml:space="preserve">2026-09-25 16:10:20.615 20422-20422 cycle                   </w:t>
-            </w:r>
-            <w:proofErr w:type="spellStart"/>
-            <w:r>
-              <w:rPr>
-                <w:lang w:val="en-CA"/>
-              </w:rPr>
-              <w:t>com.kawtar.jsp</w:t>
-            </w:r>
-            <w:proofErr w:type="spellEnd"/>
-            <w:r>
-              <w:rPr>
-                <w:lang w:val="en-CA"/>
-              </w:rPr>
-              <w:t xml:space="preserve">                       </w:t>
-            </w:r>
             <w:proofErr w:type="gramStart"/>
             <w:r>
               <w:rPr>
@@ -2117,42 +1788,14 @@
                 <w:lang w:val="en-CA"/>
               </w:rPr>
             </w:pPr>
-            <w:r>
-              <w:rPr>
-                <w:lang w:val="en-CA"/>
-              </w:rPr>
-              <w:t xml:space="preserve">2026-09-25 16:10:20.617 20422-20422 cycle                   </w:t>
-            </w:r>
             <w:proofErr w:type="spellStart"/>
             <w:r>
               <w:rPr>
                 <w:lang w:val="en-CA"/>
               </w:rPr>
-              <w:t>com.kawtar.jsp</w:t>
+              <w:t>onDestroy</w:t>
             </w:r>
             <w:proofErr w:type="spellEnd"/>
-            <w:r>
-              <w:rPr>
-                <w:lang w:val="en-CA"/>
-              </w:rPr>
-              <w:t xml:space="preserve">                       </w:t>
-            </w:r>
-            <w:proofErr w:type="gramStart"/>
-            <w:r>
-              <w:rPr>
-                <w:lang w:val="en-CA"/>
-              </w:rPr>
-              <w:t xml:space="preserve">I  </w:t>
-            </w:r>
-            <w:proofErr w:type="spellStart"/>
-            <w:r>
-              <w:rPr>
-                <w:lang w:val="en-CA"/>
-              </w:rPr>
-              <w:t>onDestroy</w:t>
-            </w:r>
-            <w:proofErr w:type="spellEnd"/>
-            <w:proofErr w:type="gramEnd"/>
           </w:p>
           <w:p>
             <w:pPr>
@@ -2163,26 +1806,6 @@
                 <w:lang w:val="en-CA"/>
               </w:rPr>
             </w:pPr>
-            <w:r>
-              <w:rPr>
-                <w:lang w:val="en-CA"/>
-              </w:rPr>
-              <w:t xml:space="preserve">2026-09-25 16:10:20.656 20422-20422 cycle                   </w:t>
-            </w:r>
-            <w:proofErr w:type="spellStart"/>
-            <w:r>
-              <w:rPr>
-                <w:lang w:val="en-CA"/>
-              </w:rPr>
-              <w:t>com.kawtar.jsp</w:t>
-            </w:r>
-            <w:proofErr w:type="spellEnd"/>
-            <w:r>
-              <w:rPr>
-                <w:lang w:val="en-CA"/>
-              </w:rPr>
-              <w:t xml:space="preserve">                       </w:t>
-            </w:r>
             <w:proofErr w:type="gramStart"/>
             <w:r>
               <w:rPr>
@@ -2209,26 +1832,6 @@
                 <w:lang w:val="en-CA"/>
               </w:rPr>
             </w:pPr>
-            <w:r>
-              <w:rPr>
-                <w:lang w:val="en-CA"/>
-              </w:rPr>
-              <w:t xml:space="preserve">2026-09-25 16:10:20.658 20422-20422 cycle                   </w:t>
-            </w:r>
-            <w:proofErr w:type="spellStart"/>
-            <w:r>
-              <w:rPr>
-                <w:lang w:val="en-CA"/>
-              </w:rPr>
-              <w:t>com.kawtar.jsp</w:t>
-            </w:r>
-            <w:proofErr w:type="spellEnd"/>
-            <w:r>
-              <w:rPr>
-                <w:lang w:val="en-CA"/>
-              </w:rPr>
-              <w:t xml:space="preserve">                       </w:t>
-            </w:r>
             <w:proofErr w:type="gramStart"/>
             <w:r>
               <w:rPr>
@@ -2255,26 +1858,6 @@
                 <w:lang w:val="en-CA"/>
               </w:rPr>
             </w:pPr>
-            <w:r>
-              <w:rPr>
-                <w:lang w:val="en-CA"/>
-              </w:rPr>
-              <w:t xml:space="preserve">2026-09-25 16:10:20.660 20422-20422 cycle                   </w:t>
-            </w:r>
-            <w:proofErr w:type="spellStart"/>
-            <w:r>
-              <w:rPr>
-                <w:lang w:val="en-CA"/>
-              </w:rPr>
-              <w:t>com.kawtar.jsp</w:t>
-            </w:r>
-            <w:proofErr w:type="spellEnd"/>
-            <w:r>
-              <w:rPr>
-                <w:lang w:val="en-CA"/>
-              </w:rPr>
-              <w:t xml:space="preserve">                       </w:t>
-            </w:r>
             <w:proofErr w:type="gramStart"/>
             <w:r>
               <w:rPr>
@@ -2372,6 +1955,41 @@
           <w:p>
             <w:pPr>
               <w:jc w:val="center"/>
+              <w:rPr>
+                <w:lang w:val="en-CA"/>
+              </w:rPr>
+            </w:pPr>
+            <w:proofErr w:type="spellStart"/>
+            <w:r>
+              <w:rPr>
+                <w:lang w:val="en-CA"/>
+              </w:rPr>
+              <w:t>onPause</w:t>
+            </w:r>
+            <w:proofErr w:type="spellEnd"/>
+          </w:p>
+          <w:p>
+            <w:pPr>
+              <w:jc w:val="center"/>
+              <w:rPr>
+                <w:lang w:val="en-CA"/>
+              </w:rPr>
+            </w:pPr>
+            <w:proofErr w:type="spellStart"/>
+            <w:r>
+              <w:rPr>
+                <w:lang w:val="en-CA"/>
+              </w:rPr>
+              <w:t>onStop</w:t>
+            </w:r>
+            <w:proofErr w:type="spellEnd"/>
+          </w:p>
+          <w:p>
+            <w:pPr>
+              <w:jc w:val="center"/>
+              <w:rPr>
+                <w:lang w:val="en-CA"/>
+              </w:rPr>
             </w:pPr>
           </w:p>
         </w:tc>
@@ -2397,7 +2015,47 @@
           <w:p>
             <w:pPr>
               <w:jc w:val="center"/>
-            </w:pPr>
+              <w:rPr>
+                <w:lang w:val="en-CA"/>
+              </w:rPr>
+            </w:pPr>
+            <w:proofErr w:type="spellStart"/>
+            <w:r>
+              <w:rPr>
+                <w:lang w:val="en-CA"/>
+              </w:rPr>
+              <w:t>onRestart</w:t>
+            </w:r>
+            <w:proofErr w:type="spellEnd"/>
+          </w:p>
+          <w:p>
+            <w:pPr>
+              <w:jc w:val="center"/>
+              <w:rPr>
+                <w:lang w:val="en-CA"/>
+              </w:rPr>
+            </w:pPr>
+            <w:proofErr w:type="spellStart"/>
+            <w:r>
+              <w:rPr>
+                <w:lang w:val="en-CA"/>
+              </w:rPr>
+              <w:t>onStart</w:t>
+            </w:r>
+            <w:proofErr w:type="spellEnd"/>
+          </w:p>
+          <w:p>
+            <w:pPr>
+              <w:jc w:val="center"/>
+            </w:pPr>
+            <w:proofErr w:type="spellStart"/>
+            <w:r>
+              <w:rPr>
+                <w:lang w:val="en-CA"/>
+              </w:rPr>
+              <w:t>onResume</w:t>
+            </w:r>
+            <w:proofErr w:type="spellEnd"/>
           </w:p>
         </w:tc>
       </w:tr>
@@ -2472,7 +2130,90 @@
           <w:p>
             <w:pPr>
               <w:jc w:val="center"/>
-            </w:pPr>
+              <w:rPr>
+                <w:lang w:val="en-CA"/>
+              </w:rPr>
+            </w:pPr>
+            <w:proofErr w:type="spellStart"/>
+            <w:r>
+              <w:rPr>
+                <w:lang w:val="en-CA"/>
+              </w:rPr>
+              <w:t>onDestroy</w:t>
+            </w:r>
+            <w:proofErr w:type="spellEnd"/>
+          </w:p>
+          <w:p>
+            <w:pPr>
+              <w:jc w:val="center"/>
+              <w:rPr>
+                <w:lang w:val="en-CA"/>
+              </w:rPr>
+            </w:pPr>
+            <w:proofErr w:type="gramStart"/>
+            <w:r>
+              <w:rPr>
+                <w:lang w:val="en-CA"/>
+              </w:rPr>
+              <w:t xml:space="preserve">I  </w:t>
+            </w:r>
+            <w:proofErr w:type="spellStart"/>
+            <w:r>
+              <w:rPr>
+                <w:lang w:val="en-CA"/>
+              </w:rPr>
+              <w:t>onCreate</w:t>
+            </w:r>
+            <w:proofErr w:type="spellEnd"/>
+            <w:proofErr w:type="gramEnd"/>
+          </w:p>
+          <w:p>
+            <w:pPr>
+              <w:jc w:val="center"/>
+              <w:rPr>
+                <w:lang w:val="en-CA"/>
+              </w:rPr>
+            </w:pPr>
+            <w:proofErr w:type="gramStart"/>
+            <w:r>
+              <w:rPr>
+                <w:lang w:val="en-CA"/>
+              </w:rPr>
+              <w:t xml:space="preserve">I  </w:t>
+            </w:r>
+            <w:proofErr w:type="spellStart"/>
+            <w:r>
+              <w:rPr>
+                <w:lang w:val="en-CA"/>
+              </w:rPr>
+              <w:t>onStart</w:t>
+            </w:r>
+            <w:proofErr w:type="spellEnd"/>
+            <w:proofErr w:type="gramEnd"/>
+          </w:p>
+          <w:p>
+            <w:pPr>
+              <w:jc w:val="center"/>
+              <w:rPr>
+                <w:lang w:val="en-CA"/>
+              </w:rPr>
+            </w:pPr>
+            <w:proofErr w:type="gramStart"/>
+            <w:r>
+              <w:rPr>
+                <w:lang w:val="en-CA"/>
+              </w:rPr>
+              <w:t xml:space="preserve">I  </w:t>
+            </w:r>
+            <w:proofErr w:type="spellStart"/>
+            <w:r>
+              <w:rPr>
+                <w:lang w:val="en-CA"/>
+              </w:rPr>
+              <w:t>onResume</w:t>
+            </w:r>
+            <w:proofErr w:type="spellEnd"/>
+            <w:proofErr w:type="gramEnd"/>
           </w:p>
         </w:tc>
       </w:tr>
@@ -2484,6 +2225,9 @@
           <w:p>
             <w:pPr>
               <w:jc w:val="center"/>
+              <w:rPr>
+                <w:lang w:val="en-CA"/>
+              </w:rPr>
             </w:pPr>
           </w:p>
         </w:tc>
@@ -2494,6 +2238,9 @@
           <w:p>
             <w:pPr>
               <w:jc w:val="center"/>
+              <w:rPr>
+                <w:lang w:val="en-CA"/>
+              </w:rPr>
             </w:pPr>
           </w:p>
         </w:tc>
@@ -2504,7 +2251,6 @@
         <w:jc w:val="center"/>
       </w:pPr>
       <w:r>
-        <w:lastRenderedPageBreak/>
         <w:t>**les contrôles back, home, récents n’ont pas toujours le même symbole ou la même position dépendant du fabricant.</w:t>
       </w:r>
     </w:p>
@@ -3701,7 +3447,6 @@
   <w:style w:type="character" w:default="1" w:styleId="Policepardfaut">
     <w:name w:val="Default Paragraph Font"/>
     <w:uiPriority w:val="1"/>
-    <w:semiHidden/>
     <w:unhideWhenUsed/>
   </w:style>
   <w:style w:type="table" w:default="1" w:styleId="TableauNormal">
@@ -3916,7 +3661,6 @@
     <w:sig w:usb0="E4002EFF" w:usb1="C200247B" w:usb2="00000009" w:usb3="00000000" w:csb0="000001FF" w:csb1="00000000"/>
   </w:font>
   <w:font w:name="Aptos">
-    <w:altName w:val="Calibri"/>
     <w:charset w:val="00"/>
     <w:family w:val="swiss"/>
     <w:pitch w:val="variable"/>
@@ -3949,6 +3693,7 @@
   <w:rsids>
     <w:rsidRoot w:val="00654E7B"/>
     <w:rsid w:val="000679A6"/>
+    <w:rsid w:val="0009422A"/>
     <w:rsid w:val="000A735B"/>
     <w:rsid w:val="00262C66"/>
     <w:rsid w:val="004A0F12"/>
@@ -3961,6 +3706,7 @@
     <w:rsid w:val="007B2F8D"/>
     <w:rsid w:val="008B4742"/>
     <w:rsid w:val="00A11D83"/>
+    <w:rsid w:val="00A11FBA"/>
     <w:rsid w:val="00AF5739"/>
     <w:rsid w:val="00B06E1C"/>
     <w:rsid w:val="00CE5AB0"/>
